--- a/Student_Inheritance_Demonstration.docx
+++ b/Student_Inheritance_Demonstration.docx
@@ -20,7 +20,7 @@
     </w:p>
     <w:p>
       <w:r>
-        <w:t>Generated on: 2025-11-15 21:04:46</w:t>
+        <w:t>Generated on: 2025-11-17 09:08:42</w:t>
       </w:r>
     </w:p>
     <w:p/>
@@ -66,15 +66,15 @@
         <w:t>This demonstration shows Object-Oriented Programming inheritance in action:</w:t>
         <w:br/>
         <w:br/>
-        <w:t>• StudentManagementSystem: Base class with common student attributes</w:t>
+        <w:t xml:space="preserve"> StudentManagementSystem: Base class with common student attributes</w:t>
         <w:br/>
-        <w:t>• ComputerScienceStudent: Derived class that inherits from base class</w:t>
+        <w:t xml:space="preserve"> ComputerScienceStudent: Derived class that inherits from base class</w:t>
         <w:br/>
-        <w:t>• Method Overriding: display_student_details() is overridden in derived class</w:t>
+        <w:t xml:space="preserve"> Method Overriding: display_student_details() is overridden in derived class</w:t>
         <w:br/>
-        <w:t>• super() Usage: Derived class calls base class method using super()</w:t>
+        <w:t xml:space="preserve"> super() Usage: Derived class calls base class method using super()</w:t>
         <w:br/>
-        <w:t>• Class Attributes: course_program is a class-level attribute shared by all instances</w:t>
+        <w:t xml:space="preserve"> Class Attributes: course_program is a class-level attribute shared by all instances</w:t>
         <w:br/>
       </w:r>
     </w:p>

--- a/Student_Inheritance_Demonstration.docx
+++ b/Student_Inheritance_Demonstration.docx
@@ -20,7 +20,7 @@
     </w:p>
     <w:p>
       <w:r>
-        <w:t>Generated on: 2025-11-17 09:08:42</w:t>
+        <w:t>Generated on: 2025-11-17 09:57:17</w:t>
       </w:r>
     </w:p>
     <w:p/>
